--- a/Report/Perch_figures/Råneå_bayesian_p_prop_zero.docx
+++ b/Report/Perch_figures/Råneå_bayesian_p_prop_zero.docx
@@ -135,7 +135,7 @@
       </w:tr>
       <w:tr>
         <w:trPr>
-          <w:trHeight w:val="571" w:hRule="auto"/>
+          <w:trHeight w:val="572" w:hRule="auto"/>
         </w:trPr>
         body1
         <w:tc>
@@ -240,7 +240,7 @@
                 <w:szCs w:val="22"/>
                 <w:color w:val="000000"/>
               </w:rPr>
-              <w:t xml:space="preserve">0.86</w:t>
+              <w:t xml:space="preserve">0.83</w:t>
             </w:r>
           </w:p>
         </w:tc>
@@ -352,7 +352,7 @@
                 <w:szCs w:val="22"/>
                 <w:color w:val="000000"/>
               </w:rPr>
-              <w:t xml:space="preserve">0.89</w:t>
+              <w:t xml:space="preserve">0.99</w:t>
             </w:r>
           </w:p>
         </w:tc>
@@ -464,7 +464,7 @@
                 <w:szCs w:val="22"/>
                 <w:color w:val="000000"/>
               </w:rPr>
-              <w:t xml:space="preserve">0.22</w:t>
+              <w:t xml:space="preserve">0.01</w:t>
             </w:r>
           </w:p>
         </w:tc>
@@ -576,7 +576,7 @@
                 <w:szCs w:val="22"/>
                 <w:color w:val="000000"/>
               </w:rPr>
-              <w:t xml:space="preserve">0.01</w:t>
+              <w:t xml:space="preserve">0.02</w:t>
             </w:r>
           </w:p>
         </w:tc>
@@ -688,7 +688,7 @@
                 <w:szCs w:val="22"/>
                 <w:color w:val="000000"/>
               </w:rPr>
-              <w:t xml:space="preserve">0.43</w:t>
+              <w:t xml:space="preserve">0.32</w:t>
             </w:r>
           </w:p>
         </w:tc>
@@ -800,7 +800,7 @@
                 <w:szCs w:val="22"/>
                 <w:color w:val="000000"/>
               </w:rPr>
-              <w:t xml:space="preserve">0.48</w:t>
+              <w:t xml:space="preserve">0.47</w:t>
             </w:r>
           </w:p>
         </w:tc>
@@ -912,7 +912,7 @@
                 <w:szCs w:val="22"/>
                 <w:color w:val="000000"/>
               </w:rPr>
-              <w:t xml:space="preserve">0.88</w:t>
+              <w:t xml:space="preserve">0.69</w:t>
             </w:r>
           </w:p>
         </w:tc>

--- a/Report/Perch_figures/Råneå_bayesian_p_prop_zero.docx
+++ b/Report/Perch_figures/Råneå_bayesian_p_prop_zero.docx
@@ -135,7 +135,7 @@
       </w:tr>
       <w:tr>
         <w:trPr>
-          <w:trHeight w:val="572" w:hRule="auto"/>
+          <w:trHeight w:val="571" w:hRule="auto"/>
         </w:trPr>
         body1
         <w:tc>
@@ -240,7 +240,7 @@
                 <w:szCs w:val="22"/>
                 <w:color w:val="000000"/>
               </w:rPr>
-              <w:t xml:space="preserve">0.83</w:t>
+              <w:t xml:space="preserve">0.92</w:t>
             </w:r>
           </w:p>
         </w:tc>
@@ -352,7 +352,7 @@
                 <w:szCs w:val="22"/>
                 <w:color w:val="000000"/>
               </w:rPr>
-              <w:t xml:space="preserve">0.99</w:t>
+              <w:t xml:space="preserve">0.76</w:t>
             </w:r>
           </w:p>
         </w:tc>
@@ -464,7 +464,7 @@
                 <w:szCs w:val="22"/>
                 <w:color w:val="000000"/>
               </w:rPr>
-              <w:t xml:space="preserve">0.01</w:t>
+              <w:t xml:space="preserve">0.09</w:t>
             </w:r>
           </w:p>
         </w:tc>
@@ -576,14 +576,14 @@
                 <w:szCs w:val="22"/>
                 <w:color w:val="000000"/>
               </w:rPr>
-              <w:t xml:space="preserve">0.02</w:t>
+              <w:t xml:space="preserve">0.19</w:t>
             </w:r>
           </w:p>
         </w:tc>
       </w:tr>
       <w:tr>
         <w:trPr>
-          <w:trHeight w:val="572" w:hRule="auto"/>
+          <w:trHeight w:val="571" w:hRule="auto"/>
         </w:trPr>
         body5
         <w:tc>
@@ -688,7 +688,7 @@
                 <w:szCs w:val="22"/>
                 <w:color w:val="000000"/>
               </w:rPr>
-              <w:t xml:space="preserve">0.32</w:t>
+              <w:t xml:space="preserve">0.40</w:t>
             </w:r>
           </w:p>
         </w:tc>
@@ -800,7 +800,7 @@
                 <w:szCs w:val="22"/>
                 <w:color w:val="000000"/>
               </w:rPr>
-              <w:t xml:space="preserve">0.47</w:t>
+              <w:t xml:space="preserve">0.44</w:t>
             </w:r>
           </w:p>
         </w:tc>
@@ -912,7 +912,7 @@
                 <w:szCs w:val="22"/>
                 <w:color w:val="000000"/>
               </w:rPr>
-              <w:t xml:space="preserve">0.69</w:t>
+              <w:t xml:space="preserve">0.58</w:t>
             </w:r>
           </w:p>
         </w:tc>

--- a/Report/Perch_figures/Råneå_bayesian_p_prop_zero.docx
+++ b/Report/Perch_figures/Råneå_bayesian_p_prop_zero.docx
@@ -240,7 +240,7 @@
                 <w:szCs w:val="22"/>
                 <w:color w:val="000000"/>
               </w:rPr>
-              <w:t xml:space="preserve">0.92</w:t>
+              <w:t xml:space="preserve">0.74</w:t>
             </w:r>
           </w:p>
         </w:tc>
@@ -352,14 +352,14 @@
                 <w:szCs w:val="22"/>
                 <w:color w:val="000000"/>
               </w:rPr>
-              <w:t xml:space="preserve">0.76</w:t>
+              <w:t xml:space="preserve">0.97</w:t>
             </w:r>
           </w:p>
         </w:tc>
       </w:tr>
       <w:tr>
         <w:trPr>
-          <w:trHeight w:val="571" w:hRule="auto"/>
+          <w:trHeight w:val="572" w:hRule="auto"/>
         </w:trPr>
         body3
         <w:tc>
@@ -464,7 +464,7 @@
                 <w:szCs w:val="22"/>
                 <w:color w:val="000000"/>
               </w:rPr>
-              <w:t xml:space="preserve">0.09</w:t>
+              <w:t xml:space="preserve">0.35</w:t>
             </w:r>
           </w:p>
         </w:tc>
@@ -576,7 +576,7 @@
                 <w:szCs w:val="22"/>
                 <w:color w:val="000000"/>
               </w:rPr>
-              <w:t xml:space="preserve">0.19</w:t>
+              <w:t xml:space="preserve">0.07</w:t>
             </w:r>
           </w:p>
         </w:tc>
@@ -688,7 +688,7 @@
                 <w:szCs w:val="22"/>
                 <w:color w:val="000000"/>
               </w:rPr>
-              <w:t xml:space="preserve">0.40</w:t>
+              <w:t xml:space="preserve">0.06</w:t>
             </w:r>
           </w:p>
         </w:tc>
@@ -800,7 +800,7 @@
                 <w:szCs w:val="22"/>
                 <w:color w:val="000000"/>
               </w:rPr>
-              <w:t xml:space="preserve">0.44</w:t>
+              <w:t xml:space="preserve">0.71</w:t>
             </w:r>
           </w:p>
         </w:tc>
@@ -912,7 +912,7 @@
                 <w:szCs w:val="22"/>
                 <w:color w:val="000000"/>
               </w:rPr>
-              <w:t xml:space="preserve">0.58</w:t>
+              <w:t xml:space="preserve">0.29</w:t>
             </w:r>
           </w:p>
         </w:tc>
